--- a/Viachaslau_Strelnikau_CV_EN.docx
+++ b/Viachaslau_Strelnikau_CV_EN.docx
@@ -75,16 +75,8 @@
         <w:rPr>
           <w:lang w:val="en-US"/>
         </w:rPr>
-        <w:t>gitlab.com/</w:t>
-      </w:r>
-      <w:proofErr w:type="spellStart"/>
-      <w:r>
-        <w:rPr>
-          <w:lang w:val="en-US"/>
-        </w:rPr>
-        <w:t>viachaslau.strelnikau</w:t>
-      </w:r>
-      <w:proofErr w:type="spellEnd"/>
+        <w:t>github.com/ViachaslauStrelnikau</w:t>
+      </w:r>
     </w:p>
     <w:p>
       <w:pPr>
@@ -294,35 +286,7 @@
         <w:rPr>
           <w:lang w:val="en-US"/>
         </w:rPr>
-        <w:t xml:space="preserve">Angular 18 · TypeScript · Angular Material · </w:t>
-      </w:r>
-      <w:proofErr w:type="spellStart"/>
-      <w:r>
-        <w:rPr>
-          <w:lang w:val="en-US"/>
-        </w:rPr>
-        <w:t>RxJS</w:t>
-      </w:r>
-      <w:proofErr w:type="spellEnd"/>
-      <w:r>
-        <w:rPr>
-          <w:lang w:val="en-US"/>
-        </w:rPr>
-        <w:t xml:space="preserve"> · Reactive Forms · </w:t>
-      </w:r>
-      <w:proofErr w:type="spellStart"/>
-      <w:r>
-        <w:rPr>
-          <w:lang w:val="en-US"/>
-        </w:rPr>
-        <w:t>ngx</w:t>
-      </w:r>
-      <w:proofErr w:type="spellEnd"/>
-      <w:r>
-        <w:rPr>
-          <w:lang w:val="en-US"/>
-        </w:rPr>
-        <w:t>-translate · Ext JS · HTML · CSS</w:t>
+        <w:t>Angular 18 · TypeScript · Angular Material · RxJS · Reactive Forms · ngx-translate · Ext JS · HTML · CSS</w:t>
       </w:r>
     </w:p>
     <w:p>
@@ -345,21 +309,7 @@
         <w:rPr>
           <w:lang w:val="en-US"/>
         </w:rPr>
-        <w:t xml:space="preserve">Native Android (Java) · Android SDK · Material Design · </w:t>
-      </w:r>
-      <w:proofErr w:type="spellStart"/>
-      <w:r>
-        <w:rPr>
-          <w:lang w:val="en-US"/>
-        </w:rPr>
-        <w:t>RecyclerView</w:t>
-      </w:r>
-      <w:proofErr w:type="spellEnd"/>
-      <w:r>
-        <w:rPr>
-          <w:lang w:val="en-US"/>
-        </w:rPr>
-        <w:t xml:space="preserve"> · Gradle</w:t>
+        <w:t>Native Android (Java) · Android SDK · Material Design · RecyclerView · Gradle</w:t>
       </w:r>
     </w:p>
     <w:p>
@@ -382,21 +332,7 @@
         <w:rPr>
           <w:lang w:val="en-US"/>
         </w:rPr>
-        <w:t xml:space="preserve">Apache POI · </w:t>
-      </w:r>
-      <w:proofErr w:type="spellStart"/>
-      <w:r>
-        <w:rPr>
-          <w:lang w:val="en-US"/>
-        </w:rPr>
-        <w:t>iText</w:t>
-      </w:r>
-      <w:proofErr w:type="spellEnd"/>
-      <w:r>
-        <w:rPr>
-          <w:lang w:val="en-US"/>
-        </w:rPr>
-        <w:t xml:space="preserve"> · Google Cloud Vision · IBM Watson Translator · Telegram Bot API</w:t>
+        <w:t>Apache POI · iText · Google Cloud Vision · IBM Watson Translator · Telegram Bot API</w:t>
       </w:r>
     </w:p>
     <w:p>
@@ -509,9 +445,1053 @@
           <w:szCs w:val="22"/>
           <w:lang w:val="en-US"/>
         </w:rPr>
-        <w:t xml:space="preserve">Full Stack Developer — </w:t>
-      </w:r>
-      <w:proofErr w:type="spellStart"/>
+        <w:t>Full Stack Developer — Transinform</w:t>
+      </w:r>
+      <w:r>
+        <w:rPr>
+          <w:color w:val="444444"/>
+          <w:lang w:val="en-US"/>
+        </w:rPr>
+        <w:tab/>
+        <w:t>2018 – Present</w:t>
+      </w:r>
+    </w:p>
+    <w:p>
+      <w:pPr>
+        <w:spacing w:after="100"/>
+        <w:rPr>
+          <w:lang w:val="en-US"/>
+        </w:rPr>
+      </w:pPr>
+      <w:r>
+        <w:rPr>
+          <w:i/>
+          <w:iCs/>
+          <w:color w:val="444444"/>
+          <w:lang w:val="en-US"/>
+        </w:rPr>
+        <w:t>Java / Spring / Ext JS / Angular / Android · logistics and cross-border cargo systems</w:t>
+      </w:r>
+    </w:p>
+    <w:p>
+      <w:pPr>
+        <w:tabs>
+          <w:tab w:val="right" w:pos="9890"/>
+        </w:tabs>
+        <w:spacing w:before="200" w:after="40"/>
+        <w:rPr>
+          <w:lang w:val="en-US"/>
+        </w:rPr>
+      </w:pPr>
+      <w:r>
+        <w:rPr>
+          <w:b/>
+          <w:bCs/>
+          <w:color w:val="1F4E79"/>
+          <w:sz w:val="21"/>
+          <w:szCs w:val="21"/>
+          <w:lang w:val="en-US"/>
+        </w:rPr>
+        <w:t>WGR — cross-border cargo documentation platform</w:t>
+      </w:r>
+      <w:r>
+        <w:rPr>
+          <w:color w:val="444444"/>
+          <w:lang w:val="en-US"/>
+        </w:rPr>
+        <w:tab/>
+        <w:t>2018 – Present</w:t>
+      </w:r>
+    </w:p>
+    <w:p>
+      <w:pPr>
+        <w:spacing w:after="100"/>
+        <w:rPr>
+          <w:lang w:val="en-US"/>
+        </w:rPr>
+      </w:pPr>
+      <w:r>
+        <w:rPr>
+          <w:lang w:val="en-US"/>
+        </w:rPr>
+        <w:t>Web application for managing cross-border cargo documentation and logistics workflows, including CIM/SMGS waybills, invoices, customs and operational documents. Used by clients in Belarus, Germany, Poland, Kazakhstan and Russia.</w:t>
+      </w:r>
+    </w:p>
+    <w:p>
+      <w:pPr>
+        <w:pStyle w:val="a4"/>
+        <w:numPr>
+          <w:ilvl w:val="0"/>
+          <w:numId w:val="2"/>
+        </w:numPr>
+        <w:spacing w:after="60"/>
+        <w:rPr>
+          <w:lang w:val="en-US"/>
+        </w:rPr>
+      </w:pPr>
+      <w:r>
+        <w:rPr>
+          <w:lang w:val="en-US"/>
+        </w:rPr>
+        <w:t>Currently working on an AI-first modernization migrating Struts2 functionality toward Spring REST APIs. The initial migration scope covers 174 active Struts routes and 158 Struts action classes, supported by a structured migration catalog, compatibility rules and automated contract verification.</w:t>
+      </w:r>
+    </w:p>
+    <w:p>
+      <w:pPr>
+        <w:pStyle w:val="a4"/>
+        <w:numPr>
+          <w:ilvl w:val="0"/>
+          <w:numId w:val="2"/>
+        </w:numPr>
+        <w:spacing w:after="60"/>
+        <w:rPr>
+          <w:lang w:val="en-US"/>
+        </w:rPr>
+      </w:pPr>
+      <w:r>
+        <w:rPr>
+          <w:lang w:val="en-US"/>
+        </w:rPr>
+        <w:t>Applied AI-assisted and agentic development practices across codebase analysis, migration planning, implementation, test generation and code review, backed by 500+ Spring web regression tests validating migrated and compatibility paths while preserving existing production behavior.</w:t>
+      </w:r>
+    </w:p>
+    <w:p>
+      <w:pPr>
+        <w:pStyle w:val="a4"/>
+        <w:numPr>
+          <w:ilvl w:val="0"/>
+          <w:numId w:val="2"/>
+        </w:numPr>
+        <w:spacing w:after="60"/>
+        <w:rPr>
+          <w:lang w:val="en-US"/>
+        </w:rPr>
+      </w:pPr>
+      <w:r>
+        <w:rPr>
+          <w:lang w:val="en-US"/>
+        </w:rPr>
+        <w:t>Implemented a Google Cloud Vision-based OCR workflow for logistics documents, tested on 1,000+ real documents with approximately 98% recognition accuracy; the solution has run in production for around 3 years with minimal adjustments.</w:t>
+      </w:r>
+    </w:p>
+    <w:p>
+      <w:pPr>
+        <w:pStyle w:val="a4"/>
+        <w:numPr>
+          <w:ilvl w:val="0"/>
+          <w:numId w:val="2"/>
+        </w:numPr>
+        <w:spacing w:after="60"/>
+        <w:rPr>
+          <w:lang w:val="en-US"/>
+        </w:rPr>
+      </w:pPr>
+      <w:r>
+        <w:rPr>
+          <w:lang w:val="en-US"/>
+        </w:rPr>
+        <w:t>Implemented document processing workflows for CIM/SMGS waybills, invoices and related operational documents, including complex Excel import/export and partner-specific formats using Apache POI.</w:t>
+      </w:r>
+    </w:p>
+    <w:p>
+      <w:pPr>
+        <w:pStyle w:val="a4"/>
+        <w:numPr>
+          <w:ilvl w:val="0"/>
+          <w:numId w:val="2"/>
+        </w:numPr>
+        <w:spacing w:after="60"/>
+        <w:rPr>
+          <w:lang w:val="en-US"/>
+        </w:rPr>
+      </w:pPr>
+      <w:r>
+        <w:rPr>
+          <w:lang w:val="en-US"/>
+        </w:rPr>
+        <w:t>Developed PDF generation, printing and reporting functionality using iText, including a configurable stamp editor for waybills and related forms.</w:t>
+      </w:r>
+    </w:p>
+    <w:p>
+      <w:pPr>
+        <w:pStyle w:val="a4"/>
+        <w:numPr>
+          <w:ilvl w:val="0"/>
+          <w:numId w:val="2"/>
+        </w:numPr>
+        <w:spacing w:after="60"/>
+        <w:rPr>
+          <w:lang w:val="en-US"/>
+        </w:rPr>
+      </w:pPr>
+      <w:r>
+        <w:rPr>
+          <w:lang w:val="en-US"/>
+        </w:rPr>
+        <w:t>Developed modules for loading/unloading operations, yard management, truck and train workflows, container movements and operational reporting, together with Ext JS interfaces for dispatchers.</w:t>
+      </w:r>
+    </w:p>
+    <w:p>
+      <w:pPr>
+        <w:pStyle w:val="a4"/>
+        <w:numPr>
+          <w:ilvl w:val="0"/>
+          <w:numId w:val="2"/>
+        </w:numPr>
+        <w:spacing w:after="60"/>
+        <w:rPr>
+          <w:lang w:val="en-US"/>
+        </w:rPr>
+      </w:pPr>
+      <w:r>
+        <w:rPr>
+          <w:lang w:val="en-US"/>
+        </w:rPr>
+        <w:t>Optimized SQL and Hibernate queries, investigated production issues and improved validation and error handling for real-world logistics scenarios.</w:t>
+      </w:r>
+    </w:p>
+    <w:p>
+      <w:pPr>
+        <w:pStyle w:val="a4"/>
+        <w:numPr>
+          <w:ilvl w:val="0"/>
+          <w:numId w:val="2"/>
+        </w:numPr>
+        <w:spacing w:after="60"/>
+        <w:rPr>
+          <w:lang w:val="en-US"/>
+        </w:rPr>
+      </w:pPr>
+      <w:r>
+        <w:rPr>
+          <w:lang w:val="en-US"/>
+        </w:rPr>
+        <w:lastRenderedPageBreak/>
+        <w:t>Created a DocumentGenerator utility using Java reflection and Hibernate metadata to generate realistic test documents, improving regression testing and reducing manual test-data preparation.</w:t>
+      </w:r>
+    </w:p>
+    <w:p>
+      <w:pPr>
+        <w:pStyle w:val="a4"/>
+        <w:numPr>
+          <w:ilvl w:val="0"/>
+          <w:numId w:val="2"/>
+        </w:numPr>
+        <w:spacing w:after="60"/>
+        <w:rPr>
+          <w:lang w:val="en-US"/>
+        </w:rPr>
+      </w:pPr>
+      <w:r>
+        <w:rPr>
+          <w:lang w:val="en-US"/>
+        </w:rPr>
+        <w:t>Implemented administration functionality including multi-user CRUD operations, bulk user import from Excel, reference-data management and role/permission-based access control.</w:t>
+      </w:r>
+    </w:p>
+    <w:p>
+      <w:pPr>
+        <w:pStyle w:val="a4"/>
+        <w:numPr>
+          <w:ilvl w:val="0"/>
+          <w:numId w:val="2"/>
+        </w:numPr>
+        <w:spacing w:after="60"/>
+        <w:rPr>
+          <w:lang w:val="en-US"/>
+        </w:rPr>
+      </w:pPr>
+      <w:r>
+        <w:rPr>
+          <w:lang w:val="en-US"/>
+        </w:rPr>
+        <w:t>Contributed to multilingual UI support and worked closely with developers, the team lead and end users to clarify requirements and improve existing workflows.</w:t>
+      </w:r>
+    </w:p>
+    <w:p>
+      <w:pPr>
+        <w:spacing w:before="60" w:after="140"/>
+        <w:rPr>
+          <w:lang w:val="en-US"/>
+        </w:rPr>
+      </w:pPr>
+      <w:r>
+        <w:rPr>
+          <w:b/>
+          <w:bCs/>
+          <w:color w:val="444444"/>
+          <w:lang w:val="en-US"/>
+        </w:rPr>
+        <w:t xml:space="preserve">Environment: </w:t>
+      </w:r>
+      <w:r>
+        <w:rPr>
+          <w:color w:val="444444"/>
+          <w:lang w:val="en-US"/>
+        </w:rPr>
+        <w:t>Java, Spring Framework, Spring Security, Struts2, Hibernate, MySQL, REST, Apache POI, iText, Ext JS, Google Cloud Vision, HTML, CSS, JUnit, Maven, Git.</w:t>
+      </w:r>
+    </w:p>
+    <w:p>
+      <w:pPr>
+        <w:tabs>
+          <w:tab w:val="right" w:pos="9890"/>
+        </w:tabs>
+        <w:spacing w:before="200" w:after="40"/>
+        <w:rPr>
+          <w:lang w:val="en-US"/>
+        </w:rPr>
+      </w:pPr>
+      <w:r>
+        <w:rPr>
+          <w:b/>
+          <w:bCs/>
+          <w:color w:val="1F4E79"/>
+          <w:sz w:val="21"/>
+          <w:szCs w:val="21"/>
+          <w:lang w:val="en-US"/>
+        </w:rPr>
+        <w:t>WGR Mobile — Android client for a cargo container terminal</w:t>
+      </w:r>
+      <w:r>
+        <w:rPr>
+          <w:color w:val="444444"/>
+          <w:lang w:val="en-US"/>
+        </w:rPr>
+        <w:tab/>
+        <w:t>2020 – 2022, 2025</w:t>
+      </w:r>
+    </w:p>
+    <w:p>
+      <w:pPr>
+        <w:spacing w:after="100"/>
+        <w:rPr>
+          <w:lang w:val="en-US"/>
+        </w:rPr>
+      </w:pPr>
+      <w:r>
+        <w:rPr>
+          <w:lang w:val="en-US"/>
+        </w:rPr>
+        <w:t>Native Android application used by gate and yard operators to handle truck and train check-in/check-out operations and manage container movements across terminal locations.</w:t>
+      </w:r>
+    </w:p>
+    <w:p>
+      <w:pPr>
+        <w:pStyle w:val="a4"/>
+        <w:numPr>
+          <w:ilvl w:val="0"/>
+          <w:numId w:val="2"/>
+        </w:numPr>
+        <w:spacing w:after="60"/>
+        <w:rPr>
+          <w:lang w:val="en-US"/>
+        </w:rPr>
+      </w:pPr>
+      <w:r>
+        <w:rPr>
+          <w:lang w:val="en-US"/>
+        </w:rPr>
+        <w:t>Developed and maintained the Android client in Java, replacing a slower legacy hybrid mobile interface.</w:t>
+      </w:r>
+    </w:p>
+    <w:p>
+      <w:pPr>
+        <w:pStyle w:val="a4"/>
+        <w:numPr>
+          <w:ilvl w:val="0"/>
+          <w:numId w:val="2"/>
+        </w:numPr>
+        <w:spacing w:after="60"/>
+        <w:rPr>
+          <w:lang w:val="en-US"/>
+        </w:rPr>
+      </w:pPr>
+      <w:r>
+        <w:rPr>
+          <w:lang w:val="en-US"/>
+        </w:rPr>
+        <w:t>Designed the application to work reliably on resource-constrained handheld devices, including Android 5 devices with single-core CPUs and 1 GB of RAM.</w:t>
+      </w:r>
+    </w:p>
+    <w:p>
+      <w:pPr>
+        <w:pStyle w:val="a4"/>
+        <w:numPr>
+          <w:ilvl w:val="0"/>
+          <w:numId w:val="2"/>
+        </w:numPr>
+        <w:spacing w:after="60"/>
+        <w:rPr>
+          <w:lang w:val="en-US"/>
+        </w:rPr>
+      </w:pPr>
+      <w:r>
+        <w:rPr>
+          <w:lang w:val="en-US"/>
+        </w:rPr>
+        <w:t>Optimized JSON DTO models, payload serialization, networking and screen rendering to reduce transferred data and improve response and loading times on terminal devices.</w:t>
+      </w:r>
+    </w:p>
+    <w:p>
+      <w:pPr>
+        <w:pStyle w:val="a4"/>
+        <w:numPr>
+          <w:ilvl w:val="0"/>
+          <w:numId w:val="2"/>
+        </w:numPr>
+        <w:spacing w:after="60"/>
+        <w:rPr>
+          <w:lang w:val="en-US"/>
+        </w:rPr>
+      </w:pPr>
+      <w:r>
+        <w:rPr>
+          <w:lang w:val="en-US"/>
+        </w:rPr>
+        <w:t>Developed reusable RecyclerView-based grid and tree components for displaying large operational datasets.</w:t>
+      </w:r>
+    </w:p>
+    <w:p>
+      <w:pPr>
+        <w:pStyle w:val="a4"/>
+        <w:numPr>
+          <w:ilvl w:val="0"/>
+          <w:numId w:val="2"/>
+        </w:numPr>
+        <w:spacing w:after="60"/>
+        <w:rPr>
+          <w:lang w:val="en-US"/>
+        </w:rPr>
+      </w:pPr>
+      <w:r>
+        <w:rPr>
+          <w:lang w:val="en-US"/>
+        </w:rPr>
+        <w:t>Built a GitHub Actions CI/CD pipeline for automated Android builds and releases, including multi-variant/product-flavor builds, dependency caching and publishing release artifacts to a dedicated release repository.</w:t>
+      </w:r>
+    </w:p>
+    <w:p>
+      <w:pPr>
+        <w:pStyle w:val="a4"/>
+        <w:numPr>
+          <w:ilvl w:val="0"/>
+          <w:numId w:val="2"/>
+        </w:numPr>
+        <w:spacing w:after="60"/>
+        <w:rPr>
+          <w:lang w:val="en-US"/>
+        </w:rPr>
+      </w:pPr>
+      <w:r>
+        <w:rPr>
+          <w:lang w:val="en-US"/>
+        </w:rPr>
+        <w:t>Implemented and extended operational workflows for inbound/outbound trucks and trains and container movements between terminal locations.</w:t>
+      </w:r>
+    </w:p>
+    <w:p>
+      <w:pPr>
+        <w:pStyle w:val="a4"/>
+        <w:numPr>
+          <w:ilvl w:val="0"/>
+          <w:numId w:val="2"/>
+        </w:numPr>
+        <w:spacing w:after="60"/>
+        <w:rPr>
+          <w:lang w:val="en-US"/>
+        </w:rPr>
+      </w:pPr>
+      <w:r>
+        <w:rPr>
+          <w:lang w:val="en-US"/>
+        </w:rPr>
+        <w:t>Improved search, filtering, scrolling and UI controls to make the application easier to use on handheld scanners and industrial devices.</w:t>
+      </w:r>
+    </w:p>
+    <w:p>
+      <w:pPr>
+        <w:pStyle w:val="a4"/>
+        <w:numPr>
+          <w:ilvl w:val="0"/>
+          <w:numId w:val="2"/>
+        </w:numPr>
+        <w:spacing w:after="60"/>
+        <w:rPr>
+          <w:lang w:val="en-US"/>
+        </w:rPr>
+      </w:pPr>
+      <w:r>
+        <w:rPr>
+          <w:lang w:val="en-US"/>
+        </w:rPr>
+        <w:t>Implemented reliable state restoration and programmatic language switching for multilingual terminal users.</w:t>
+      </w:r>
+    </w:p>
+    <w:p>
+      <w:pPr>
+        <w:pStyle w:val="a4"/>
+        <w:numPr>
+          <w:ilvl w:val="0"/>
+          <w:numId w:val="2"/>
+        </w:numPr>
+        <w:spacing w:after="60"/>
+        <w:rPr>
+          <w:lang w:val="en-US"/>
+        </w:rPr>
+      </w:pPr>
+      <w:r>
+        <w:rPr>
+          <w:lang w:val="en-US"/>
+        </w:rPr>
+        <w:t>Modernized the project in 2025 by migrating to a newer Gradle / Android build toolchain, updating Android SDK compatibility, resolving runtime permission issues and stabilizing release builds.</w:t>
+      </w:r>
+    </w:p>
+    <w:p>
+      <w:pPr>
+        <w:pStyle w:val="a4"/>
+        <w:numPr>
+          <w:ilvl w:val="0"/>
+          <w:numId w:val="2"/>
+        </w:numPr>
+        <w:spacing w:after="60"/>
+        <w:rPr>
+          <w:lang w:val="en-US"/>
+        </w:rPr>
+      </w:pPr>
+      <w:r>
+        <w:rPr>
+          <w:lang w:val="en-US"/>
+        </w:rPr>
+        <w:t>Introduced multiple product flavors and customer-specific branding/configuration, including a dedicated workflow for security personnel.</w:t>
+      </w:r>
+    </w:p>
+    <w:p>
+      <w:pPr>
+        <w:pStyle w:val="a4"/>
+        <w:numPr>
+          <w:ilvl w:val="0"/>
+          <w:numId w:val="2"/>
+        </w:numPr>
+        <w:spacing w:after="60"/>
+        <w:rPr>
+          <w:lang w:val="en-US"/>
+        </w:rPr>
+      </w:pPr>
+      <w:r>
+        <w:rPr>
+          <w:lang w:val="en-US"/>
+        </w:rPr>
+        <w:t>Continuously refactored legacy code and investigated production performance and stability issues.</w:t>
+      </w:r>
+    </w:p>
+    <w:p>
+      <w:pPr>
+        <w:spacing w:before="60" w:after="140"/>
+        <w:rPr>
+          <w:lang w:val="en-US"/>
+        </w:rPr>
+      </w:pPr>
+      <w:r>
+        <w:rPr>
+          <w:b/>
+          <w:bCs/>
+          <w:color w:val="444444"/>
+          <w:lang w:val="en-US"/>
+        </w:rPr>
+        <w:t xml:space="preserve">Environment: </w:t>
+      </w:r>
+      <w:r>
+        <w:rPr>
+          <w:color w:val="444444"/>
+          <w:lang w:val="en-US"/>
+        </w:rPr>
+        <w:t>Java, Android SDK, Material Design, RecyclerView, REST/JSON, Gradle, GitHub Actions, Git.</w:t>
+      </w:r>
+    </w:p>
+    <w:p>
+      <w:pPr>
+        <w:tabs>
+          <w:tab w:val="right" w:pos="9890"/>
+        </w:tabs>
+        <w:spacing w:before="200" w:after="40"/>
+        <w:rPr>
+          <w:lang w:val="en-US"/>
+        </w:rPr>
+      </w:pPr>
+      <w:r>
+        <w:rPr>
+          <w:b/>
+          <w:bCs/>
+          <w:color w:val="1F4E79"/>
+          <w:sz w:val="21"/>
+          <w:szCs w:val="21"/>
+          <w:lang w:val="en-US"/>
+        </w:rPr>
+        <w:t>WGR Angular — modernization of the WGR web interface</w:t>
+      </w:r>
+      <w:r>
+        <w:rPr>
+          <w:color w:val="444444"/>
+          <w:lang w:val="en-US"/>
+        </w:rPr>
+        <w:tab/>
+        <w:t>2023 – 2024</w:t>
+      </w:r>
+    </w:p>
+    <w:p>
+      <w:pPr>
+        <w:spacing w:after="100"/>
+        <w:rPr>
+          <w:lang w:val="en-US"/>
+        </w:rPr>
+      </w:pPr>
+      <w:r>
+        <w:rPr>
+          <w:lang w:val="en-US"/>
+        </w:rPr>
+        <w:t>Angular-based modernization of the WGR web interface, gradually replacing selected legacy Ext JS workflows while integrating with the existing Java/Spring/Hibernate backend.</w:t>
+      </w:r>
+    </w:p>
+    <w:p>
+      <w:pPr>
+        <w:pStyle w:val="a4"/>
+        <w:numPr>
+          <w:ilvl w:val="0"/>
+          <w:numId w:val="2"/>
+        </w:numPr>
+        <w:spacing w:after="60"/>
+        <w:rPr>
+          <w:lang w:val="en-US"/>
+        </w:rPr>
+      </w:pPr>
+      <w:r>
+        <w:rPr>
+          <w:lang w:val="en-US"/>
+        </w:rPr>
+        <w:t>Developed frontend modules using Angular 18, TypeScript, Angular Material and RxJS.</w:t>
+      </w:r>
+    </w:p>
+    <w:p>
+      <w:pPr>
+        <w:pStyle w:val="a4"/>
+        <w:numPr>
+          <w:ilvl w:val="0"/>
+          <w:numId w:val="2"/>
+        </w:numPr>
+        <w:spacing w:after="60"/>
+        <w:rPr>
+          <w:lang w:val="en-US"/>
+        </w:rPr>
+      </w:pPr>
+      <w:r>
+        <w:rPr>
+          <w:lang w:val="en-US"/>
+        </w:rPr>
+        <w:t>Implemented a modular application structure with feature modules, shared components and services, lazy-loaded routes and route guards.</w:t>
+      </w:r>
+    </w:p>
+    <w:p>
+      <w:pPr>
+        <w:pStyle w:val="a4"/>
+        <w:numPr>
+          <w:ilvl w:val="0"/>
+          <w:numId w:val="2"/>
+        </w:numPr>
+        <w:spacing w:after="60"/>
+        <w:rPr>
+          <w:lang w:val="en-US"/>
+        </w:rPr>
+      </w:pPr>
+      <w:r>
+        <w:rPr>
+          <w:lang w:val="en-US"/>
+        </w:rPr>
+        <w:t>Developed complex CIM/SMGS document workflows using reactive forms, validation and Angular Material dialogs, including nested wagon, container, cargo, carrier and related document data.</w:t>
+      </w:r>
+    </w:p>
+    <w:p>
+      <w:pPr>
+        <w:pStyle w:val="a4"/>
+        <w:numPr>
+          <w:ilvl w:val="0"/>
+          <w:numId w:val="2"/>
+        </w:numPr>
+        <w:spacing w:after="60"/>
+        <w:rPr>
+          <w:lang w:val="en-US"/>
+        </w:rPr>
+      </w:pPr>
+      <w:r>
+        <w:rPr>
+          <w:lang w:val="en-US"/>
+        </w:rPr>
+        <w:t>Integrated the Angular application with the existing legacy backend using HttpClient while preserving existing business logic and server-side workflows.</w:t>
+      </w:r>
+    </w:p>
+    <w:p>
+      <w:pPr>
+        <w:pStyle w:val="a4"/>
+        <w:numPr>
+          <w:ilvl w:val="0"/>
+          <w:numId w:val="2"/>
+        </w:numPr>
+        <w:spacing w:after="60"/>
+        <w:rPr>
+          <w:lang w:val="en-US"/>
+        </w:rPr>
+      </w:pPr>
+      <w:r>
+        <w:rPr>
+          <w:lang w:val="en-US"/>
+        </w:rPr>
+        <w:t>Implemented reusable UI components for data tables, toolbars, search fields, dialogs, reference-data selectors and language switching.</w:t>
+      </w:r>
+    </w:p>
+    <w:p>
+      <w:pPr>
+        <w:pStyle w:val="a4"/>
+        <w:numPr>
+          <w:ilvl w:val="0"/>
+          <w:numId w:val="2"/>
+        </w:numPr>
+        <w:spacing w:after="60"/>
+        <w:rPr>
+          <w:lang w:val="en-US"/>
+        </w:rPr>
+      </w:pPr>
+      <w:r>
+        <w:rPr>
+          <w:lang w:val="en-US"/>
+        </w:rPr>
+        <w:t>Added authentication flow, route protection and centralized HTTP error/session handling using Angular guards and interceptors.</w:t>
+      </w:r>
+    </w:p>
+    <w:p>
+      <w:pPr>
+        <w:pStyle w:val="a4"/>
+        <w:numPr>
+          <w:ilvl w:val="0"/>
+          <w:numId w:val="2"/>
+        </w:numPr>
+        <w:spacing w:after="60"/>
+        <w:rPr>
+          <w:lang w:val="en-US"/>
+        </w:rPr>
+      </w:pPr>
+      <w:r>
+        <w:rPr>
+          <w:lang w:val="en-US"/>
+        </w:rPr>
+        <w:t>Implemented multilingual UI support using ngx-translate and reusable translation infrastructure.</w:t>
+      </w:r>
+    </w:p>
+    <w:p>
+      <w:pPr>
+        <w:pStyle w:val="a4"/>
+        <w:numPr>
+          <w:ilvl w:val="0"/>
+          <w:numId w:val="2"/>
+        </w:numPr>
+        <w:spacing w:after="60"/>
+        <w:rPr>
+          <w:lang w:val="en-US"/>
+        </w:rPr>
+      </w:pPr>
+      <w:r>
+        <w:rPr>
+          <w:lang w:val="en-US"/>
+        </w:rPr>
+        <w:t>Implemented document operations including creation, editing, saving, save-and-exit and PDF preview, as well as client-side business calculations and data transformation required by existing WGR workflows.</w:t>
+      </w:r>
+    </w:p>
+    <w:p>
+      <w:pPr>
+        <w:spacing w:before="60" w:after="140"/>
+        <w:rPr>
+          <w:lang w:val="en-US"/>
+        </w:rPr>
+      </w:pPr>
+      <w:r>
+        <w:rPr>
+          <w:b/>
+          <w:bCs/>
+          <w:color w:val="444444"/>
+          <w:lang w:val="en-US"/>
+        </w:rPr>
+        <w:t xml:space="preserve">Environment: </w:t>
+      </w:r>
+      <w:r>
+        <w:rPr>
+          <w:color w:val="444444"/>
+          <w:lang w:val="en-US"/>
+        </w:rPr>
+        <w:t>TypeScript, Angular 18, Angular Material, RxJS, Reactive Forms, HttpClient, ngx-translate, HTML, CSS, Git.</w:t>
+      </w:r>
+    </w:p>
+    <w:p>
+      <w:pPr>
+        <w:tabs>
+          <w:tab w:val="right" w:pos="9890"/>
+        </w:tabs>
+        <w:spacing w:before="200" w:after="40"/>
+        <w:rPr>
+          <w:b/>
+          <w:bCs/>
+          <w:color w:val="1F4E79"/>
+          <w:sz w:val="21"/>
+          <w:szCs w:val="21"/>
+          <w:lang w:val="en-US"/>
+        </w:rPr>
+      </w:pPr>
+    </w:p>
+    <w:p>
+      <w:pPr>
+        <w:tabs>
+          <w:tab w:val="right" w:pos="9890"/>
+        </w:tabs>
+        <w:spacing w:before="200" w:after="40"/>
+        <w:rPr>
+          <w:b/>
+          <w:bCs/>
+          <w:color w:val="1F4E79"/>
+          <w:sz w:val="21"/>
+          <w:szCs w:val="21"/>
+          <w:lang w:val="en-US"/>
+        </w:rPr>
+      </w:pPr>
+    </w:p>
+    <w:p>
+      <w:pPr>
+        <w:tabs>
+          <w:tab w:val="right" w:pos="9890"/>
+        </w:tabs>
+        <w:spacing w:before="200" w:after="40"/>
+        <w:rPr>
+          <w:lang w:val="en-US"/>
+        </w:rPr>
+      </w:pPr>
+      <w:r>
+        <w:rPr>
+          <w:b/>
+          <w:bCs/>
+          <w:color w:val="1F4E79"/>
+          <w:sz w:val="21"/>
+          <w:szCs w:val="21"/>
+          <w:lang w:val="en-US"/>
+        </w:rPr>
+        <w:lastRenderedPageBreak/>
+        <w:t>WGR Slots — terminal arrival slot reservation app</w:t>
+      </w:r>
+      <w:r>
+        <w:rPr>
+          <w:color w:val="444444"/>
+          <w:lang w:val="en-US"/>
+        </w:rPr>
+        <w:tab/>
+        <w:t>2025</w:t>
+      </w:r>
+    </w:p>
+    <w:p>
+      <w:pPr>
+        <w:spacing w:after="100"/>
+        <w:rPr>
+          <w:lang w:val="en-US"/>
+        </w:rPr>
+      </w:pPr>
+      <w:r>
+        <w:rPr>
+          <w:lang w:val="en-US"/>
+        </w:rPr>
+        <w:t>Angular web application for truck drivers to reserve arrival time slots at a container terminal.</w:t>
+      </w:r>
+    </w:p>
+    <w:p>
+      <w:pPr>
+        <w:pStyle w:val="a4"/>
+        <w:numPr>
+          <w:ilvl w:val="0"/>
+          <w:numId w:val="2"/>
+        </w:numPr>
+        <w:spacing w:after="60"/>
+        <w:rPr>
+          <w:lang w:val="en-US"/>
+        </w:rPr>
+      </w:pPr>
+      <w:r>
+        <w:rPr>
+          <w:lang w:val="en-US"/>
+        </w:rPr>
+        <w:t>Developed a responsive single-page application using Angular 18, TypeScript and Angular Material.</w:t>
+      </w:r>
+    </w:p>
+    <w:p>
+      <w:pPr>
+        <w:pStyle w:val="a4"/>
+        <w:numPr>
+          <w:ilvl w:val="0"/>
+          <w:numId w:val="2"/>
+        </w:numPr>
+        <w:spacing w:after="60"/>
+        <w:rPr>
+          <w:lang w:val="en-US"/>
+        </w:rPr>
+      </w:pPr>
+      <w:r>
+        <w:rPr>
+          <w:lang w:val="en-US"/>
+        </w:rPr>
+        <w:t>Implemented a multi-step validation flow based on PIN code and container number before allowing slot reservation.</w:t>
+      </w:r>
+    </w:p>
+    <w:p>
+      <w:pPr>
+        <w:pStyle w:val="a4"/>
+        <w:numPr>
+          <w:ilvl w:val="0"/>
+          <w:numId w:val="2"/>
+        </w:numPr>
+        <w:spacing w:after="60"/>
+        <w:rPr>
+          <w:lang w:val="en-US"/>
+        </w:rPr>
+      </w:pPr>
+      <w:r>
+        <w:rPr>
+          <w:lang w:val="en-US"/>
+        </w:rPr>
+        <w:t>Integrated the frontend with existing backend REST APIs for validation, available-slot retrieval and reservation.</w:t>
+      </w:r>
+    </w:p>
+    <w:p>
+      <w:pPr>
+        <w:pStyle w:val="a4"/>
+        <w:numPr>
+          <w:ilvl w:val="0"/>
+          <w:numId w:val="2"/>
+        </w:numPr>
+        <w:spacing w:after="60"/>
+        <w:rPr>
+          <w:lang w:val="en-US"/>
+        </w:rPr>
+      </w:pPr>
+      <w:r>
+        <w:rPr>
+          <w:lang w:val="en-US"/>
+        </w:rPr>
+        <w:t>Developed a calendar-based date and time slot selection interface using Angular Material components.</w:t>
+      </w:r>
+    </w:p>
+    <w:p>
+      <w:pPr>
+        <w:pStyle w:val="a4"/>
+        <w:numPr>
+          <w:ilvl w:val="0"/>
+          <w:numId w:val="2"/>
+        </w:numPr>
+        <w:spacing w:after="60"/>
+        <w:rPr>
+          <w:lang w:val="en-US"/>
+        </w:rPr>
+      </w:pPr>
+      <w:r>
+        <w:rPr>
+          <w:lang w:val="en-US"/>
+        </w:rPr>
+        <w:t>Implemented multilingual UI support for Polish and Russian using ngx-translate.</w:t>
+      </w:r>
+    </w:p>
+    <w:p>
+      <w:pPr>
+        <w:pStyle w:val="a4"/>
+        <w:numPr>
+          <w:ilvl w:val="0"/>
+          <w:numId w:val="2"/>
+        </w:numPr>
+        <w:spacing w:after="60"/>
+        <w:rPr>
+          <w:lang w:val="en-US"/>
+        </w:rPr>
+      </w:pPr>
+      <w:r>
+        <w:rPr>
+          <w:lang w:val="en-US"/>
+        </w:rPr>
+        <w:t>Added UX features including loading indicators, snackbar error notifications and clear validation feedback.</w:t>
+      </w:r>
+    </w:p>
+    <w:p>
+      <w:pPr>
+        <w:pStyle w:val="a4"/>
+        <w:numPr>
+          <w:ilvl w:val="0"/>
+          <w:numId w:val="2"/>
+        </w:numPr>
+        <w:spacing w:after="60"/>
+        <w:rPr>
+          <w:lang w:val="en-US"/>
+        </w:rPr>
+      </w:pPr>
+      <w:r>
+        <w:rPr>
+          <w:lang w:val="en-US"/>
+        </w:rPr>
+        <w:t>Implemented export of confirmed reservations to .ics calendar files.</w:t>
+      </w:r>
+    </w:p>
+    <w:p>
+      <w:pPr>
+        <w:pStyle w:val="a4"/>
+        <w:numPr>
+          <w:ilvl w:val="0"/>
+          <w:numId w:val="2"/>
+        </w:numPr>
+        <w:spacing w:after="60"/>
+        <w:rPr>
+          <w:lang w:val="en-US"/>
+        </w:rPr>
+      </w:pPr>
+      <w:r>
+        <w:rPr>
+          <w:lang w:val="en-US"/>
+        </w:rPr>
+        <w:t>Developed responsive layouts using CSS and media queries to support desktop, tablet and mobile devices.</w:t>
+      </w:r>
+    </w:p>
+    <w:p>
+      <w:pPr>
+        <w:spacing w:before="60" w:after="140"/>
+        <w:rPr>
+          <w:lang w:val="en-US"/>
+        </w:rPr>
+      </w:pPr>
+      <w:r>
+        <w:rPr>
+          <w:b/>
+          <w:bCs/>
+          <w:color w:val="444444"/>
+          <w:lang w:val="en-US"/>
+        </w:rPr>
+        <w:t xml:space="preserve">Environment: </w:t>
+      </w:r>
+      <w:r>
+        <w:rPr>
+          <w:color w:val="444444"/>
+          <w:lang w:val="en-US"/>
+        </w:rPr>
+        <w:t>TypeScript, Angular 18, Angular Material, RxJS, HttpClient, ngx-translate, HTML, CSS, REST APIs, Git.</w:t>
+      </w:r>
+    </w:p>
+    <w:p>
+      <w:pPr>
+        <w:tabs>
+          <w:tab w:val="right" w:pos="9890"/>
+        </w:tabs>
+        <w:spacing w:before="200" w:after="40"/>
+        <w:rPr>
+          <w:lang w:val="en-US"/>
+        </w:rPr>
+      </w:pPr>
       <w:r>
         <w:rPr>
           <w:b/>
@@ -521,1317 +1501,6 @@
           <w:szCs w:val="22"/>
           <w:lang w:val="en-US"/>
         </w:rPr>
-        <w:t>Transinform</w:t>
-      </w:r>
-      <w:proofErr w:type="spellEnd"/>
-      <w:r>
-        <w:rPr>
-          <w:color w:val="444444"/>
-          <w:lang w:val="en-US"/>
-        </w:rPr>
-        <w:tab/>
-        <w:t>2018 – Present</w:t>
-      </w:r>
-    </w:p>
-    <w:p>
-      <w:pPr>
-        <w:spacing w:after="100"/>
-        <w:rPr>
-          <w:lang w:val="en-US"/>
-        </w:rPr>
-      </w:pPr>
-      <w:r>
-        <w:rPr>
-          <w:i/>
-          <w:iCs/>
-          <w:color w:val="444444"/>
-          <w:lang w:val="en-US"/>
-        </w:rPr>
-        <w:t>Java / Spring / Ext JS / Angular / Android · logistics and cross-border cargo systems</w:t>
-      </w:r>
-    </w:p>
-    <w:p>
-      <w:pPr>
-        <w:tabs>
-          <w:tab w:val="right" w:pos="9890"/>
-        </w:tabs>
-        <w:spacing w:before="200" w:after="40"/>
-        <w:rPr>
-          <w:lang w:val="en-US"/>
-        </w:rPr>
-      </w:pPr>
-      <w:r>
-        <w:rPr>
-          <w:b/>
-          <w:bCs/>
-          <w:color w:val="1F4E79"/>
-          <w:sz w:val="21"/>
-          <w:szCs w:val="21"/>
-          <w:lang w:val="en-US"/>
-        </w:rPr>
-        <w:t>WGR — cross-border cargo documentation platform</w:t>
-      </w:r>
-      <w:r>
-        <w:rPr>
-          <w:color w:val="444444"/>
-          <w:lang w:val="en-US"/>
-        </w:rPr>
-        <w:tab/>
-        <w:t>2018 – Present</w:t>
-      </w:r>
-    </w:p>
-    <w:p>
-      <w:pPr>
-        <w:spacing w:after="100"/>
-        <w:rPr>
-          <w:lang w:val="en-US"/>
-        </w:rPr>
-      </w:pPr>
-      <w:r>
-        <w:rPr>
-          <w:lang w:val="en-US"/>
-        </w:rPr>
-        <w:t>Web application for managing cross-border cargo documentation and logistics workflows, including CIM/SMGS waybills, invoices, customs and operational documents. Used by clients in Belarus, Germany, Poland, Kazakhstan and Russia.</w:t>
-      </w:r>
-    </w:p>
-    <w:p>
-      <w:pPr>
-        <w:pStyle w:val="a4"/>
-        <w:numPr>
-          <w:ilvl w:val="0"/>
-          <w:numId w:val="2"/>
-        </w:numPr>
-        <w:spacing w:after="60"/>
-        <w:rPr>
-          <w:lang w:val="en-US"/>
-        </w:rPr>
-      </w:pPr>
-      <w:r>
-        <w:rPr>
-          <w:lang w:val="en-US"/>
-        </w:rPr>
-        <w:t>Currently working on an AI-first modernization migrating Struts2 functionality toward Spring REST APIs. The initial migration scope covers 174 active Struts routes and 158 Struts action classes, supported by a structured migration catalog, compatibility rules and automated contract verification.</w:t>
-      </w:r>
-    </w:p>
-    <w:p>
-      <w:pPr>
-        <w:pStyle w:val="a4"/>
-        <w:numPr>
-          <w:ilvl w:val="0"/>
-          <w:numId w:val="2"/>
-        </w:numPr>
-        <w:spacing w:after="60"/>
-        <w:rPr>
-          <w:lang w:val="en-US"/>
-        </w:rPr>
-      </w:pPr>
-      <w:r>
-        <w:rPr>
-          <w:lang w:val="en-US"/>
-        </w:rPr>
-        <w:t>Applied AI-assisted and agentic development practices across codebase analysis, migration planning, implementation, test generation and code review, backed by 500+ Spring web regression tests validating migrated and compatibility paths while preserving existing production behavior.</w:t>
-      </w:r>
-    </w:p>
-    <w:p>
-      <w:pPr>
-        <w:pStyle w:val="a4"/>
-        <w:numPr>
-          <w:ilvl w:val="0"/>
-          <w:numId w:val="2"/>
-        </w:numPr>
-        <w:spacing w:after="60"/>
-        <w:rPr>
-          <w:lang w:val="en-US"/>
-        </w:rPr>
-      </w:pPr>
-      <w:r>
-        <w:rPr>
-          <w:lang w:val="en-US"/>
-        </w:rPr>
-        <w:t>Implemented a Google Cloud Vision-based OCR workflow for logistics documents, tested on 1,000+ real documents with approximately 98% recognition accuracy; the solution has run in production for around 3 years with minimal adjustments.</w:t>
-      </w:r>
-    </w:p>
-    <w:p>
-      <w:pPr>
-        <w:pStyle w:val="a4"/>
-        <w:numPr>
-          <w:ilvl w:val="0"/>
-          <w:numId w:val="2"/>
-        </w:numPr>
-        <w:spacing w:after="60"/>
-        <w:rPr>
-          <w:lang w:val="en-US"/>
-        </w:rPr>
-      </w:pPr>
-      <w:r>
-        <w:rPr>
-          <w:lang w:val="en-US"/>
-        </w:rPr>
-        <w:t>Implemented document processing workflows for CIM/SMGS waybills, invoices and related operational documents, including complex Excel import/export and partner-specific formats using Apache POI.</w:t>
-      </w:r>
-    </w:p>
-    <w:p>
-      <w:pPr>
-        <w:pStyle w:val="a4"/>
-        <w:numPr>
-          <w:ilvl w:val="0"/>
-          <w:numId w:val="2"/>
-        </w:numPr>
-        <w:spacing w:after="60"/>
-        <w:rPr>
-          <w:lang w:val="en-US"/>
-        </w:rPr>
-      </w:pPr>
-      <w:r>
-        <w:rPr>
-          <w:lang w:val="en-US"/>
-        </w:rPr>
-        <w:t xml:space="preserve">Developed PDF generation, printing and reporting functionality using </w:t>
-      </w:r>
-      <w:proofErr w:type="spellStart"/>
-      <w:r>
-        <w:rPr>
-          <w:lang w:val="en-US"/>
-        </w:rPr>
-        <w:t>iText</w:t>
-      </w:r>
-      <w:proofErr w:type="spellEnd"/>
-      <w:r>
-        <w:rPr>
-          <w:lang w:val="en-US"/>
-        </w:rPr>
-        <w:t>, including a configurable stamp editor for waybills and related forms.</w:t>
-      </w:r>
-    </w:p>
-    <w:p>
-      <w:pPr>
-        <w:pStyle w:val="a4"/>
-        <w:numPr>
-          <w:ilvl w:val="0"/>
-          <w:numId w:val="2"/>
-        </w:numPr>
-        <w:spacing w:after="60"/>
-        <w:rPr>
-          <w:lang w:val="en-US"/>
-        </w:rPr>
-      </w:pPr>
-      <w:r>
-        <w:rPr>
-          <w:lang w:val="en-US"/>
-        </w:rPr>
-        <w:t>Developed modules for loading/unloading operations, yard management, truck and train workflows, container movements and operational reporting, together with Ext JS interfaces for dispatchers.</w:t>
-      </w:r>
-    </w:p>
-    <w:p>
-      <w:pPr>
-        <w:pStyle w:val="a4"/>
-        <w:numPr>
-          <w:ilvl w:val="0"/>
-          <w:numId w:val="2"/>
-        </w:numPr>
-        <w:spacing w:after="60"/>
-        <w:rPr>
-          <w:lang w:val="en-US"/>
-        </w:rPr>
-      </w:pPr>
-      <w:r>
-        <w:rPr>
-          <w:lang w:val="en-US"/>
-        </w:rPr>
-        <w:t>Optimized SQL and Hibernate queries, investigated production issues and improved validation and error handling for real-world logistics scenarios.</w:t>
-      </w:r>
-    </w:p>
-    <w:p>
-      <w:pPr>
-        <w:pStyle w:val="a4"/>
-        <w:numPr>
-          <w:ilvl w:val="0"/>
-          <w:numId w:val="2"/>
-        </w:numPr>
-        <w:spacing w:after="60"/>
-        <w:rPr>
-          <w:lang w:val="en-US"/>
-        </w:rPr>
-      </w:pPr>
-      <w:r>
-        <w:rPr>
-          <w:lang w:val="en-US"/>
-        </w:rPr>
-        <w:lastRenderedPageBreak/>
-        <w:t xml:space="preserve">Created a </w:t>
-      </w:r>
-      <w:proofErr w:type="spellStart"/>
-      <w:r>
-        <w:rPr>
-          <w:lang w:val="en-US"/>
-        </w:rPr>
-        <w:t>DocumentGenerator</w:t>
-      </w:r>
-      <w:proofErr w:type="spellEnd"/>
-      <w:r>
-        <w:rPr>
-          <w:lang w:val="en-US"/>
-        </w:rPr>
-        <w:t xml:space="preserve"> utility using Java reflection and Hibernate metadata to generate realistic test documents, improving regression testing and reducing manual test-data preparation.</w:t>
-      </w:r>
-    </w:p>
-    <w:p>
-      <w:pPr>
-        <w:pStyle w:val="a4"/>
-        <w:numPr>
-          <w:ilvl w:val="0"/>
-          <w:numId w:val="2"/>
-        </w:numPr>
-        <w:spacing w:after="60"/>
-        <w:rPr>
-          <w:lang w:val="en-US"/>
-        </w:rPr>
-      </w:pPr>
-      <w:r>
-        <w:rPr>
-          <w:lang w:val="en-US"/>
-        </w:rPr>
-        <w:t>Implemented administration functionality including multi-user CRUD operations, bulk user import from Excel, reference-data management and role/permission-based access control.</w:t>
-      </w:r>
-    </w:p>
-    <w:p>
-      <w:pPr>
-        <w:pStyle w:val="a4"/>
-        <w:numPr>
-          <w:ilvl w:val="0"/>
-          <w:numId w:val="2"/>
-        </w:numPr>
-        <w:spacing w:after="60"/>
-        <w:rPr>
-          <w:lang w:val="en-US"/>
-        </w:rPr>
-      </w:pPr>
-      <w:r>
-        <w:rPr>
-          <w:lang w:val="en-US"/>
-        </w:rPr>
-        <w:t>Contributed to multilingual UI support and worked closely with developers, the team lead and end users to clarify requirements and improve existing workflows.</w:t>
-      </w:r>
-    </w:p>
-    <w:p>
-      <w:pPr>
-        <w:spacing w:before="60" w:after="140"/>
-        <w:rPr>
-          <w:lang w:val="en-US"/>
-        </w:rPr>
-      </w:pPr>
-      <w:r>
-        <w:rPr>
-          <w:b/>
-          <w:bCs/>
-          <w:color w:val="444444"/>
-          <w:lang w:val="en-US"/>
-        </w:rPr>
-        <w:t xml:space="preserve">Environment: </w:t>
-      </w:r>
-      <w:r>
-        <w:rPr>
-          <w:color w:val="444444"/>
-          <w:lang w:val="en-US"/>
-        </w:rPr>
-        <w:t xml:space="preserve">Java, Spring Framework, Spring Security, Struts2, Hibernate, MySQL, REST, Apache POI, </w:t>
-      </w:r>
-      <w:proofErr w:type="spellStart"/>
-      <w:r>
-        <w:rPr>
-          <w:color w:val="444444"/>
-          <w:lang w:val="en-US"/>
-        </w:rPr>
-        <w:t>iText</w:t>
-      </w:r>
-      <w:proofErr w:type="spellEnd"/>
-      <w:r>
-        <w:rPr>
-          <w:color w:val="444444"/>
-          <w:lang w:val="en-US"/>
-        </w:rPr>
-        <w:t>, Ext JS, Google Cloud Vision, HTML, CSS, JUnit, Maven, Git.</w:t>
-      </w:r>
-    </w:p>
-    <w:p>
-      <w:pPr>
-        <w:tabs>
-          <w:tab w:val="right" w:pos="9890"/>
-        </w:tabs>
-        <w:spacing w:before="200" w:after="40"/>
-        <w:rPr>
-          <w:lang w:val="en-US"/>
-        </w:rPr>
-      </w:pPr>
-      <w:r>
-        <w:rPr>
-          <w:b/>
-          <w:bCs/>
-          <w:color w:val="1F4E79"/>
-          <w:sz w:val="21"/>
-          <w:szCs w:val="21"/>
-          <w:lang w:val="en-US"/>
-        </w:rPr>
-        <w:t>WGR Mobile — Android client for a cargo container terminal</w:t>
-      </w:r>
-      <w:r>
-        <w:rPr>
-          <w:color w:val="444444"/>
-          <w:lang w:val="en-US"/>
-        </w:rPr>
-        <w:tab/>
-        <w:t>2020 – 2022, 2025</w:t>
-      </w:r>
-    </w:p>
-    <w:p>
-      <w:pPr>
-        <w:spacing w:after="100"/>
-        <w:rPr>
-          <w:lang w:val="en-US"/>
-        </w:rPr>
-      </w:pPr>
-      <w:r>
-        <w:rPr>
-          <w:lang w:val="en-US"/>
-        </w:rPr>
-        <w:t>Native Android application used by gate and yard operators to handle truck and train check-in/check-out operations and manage container movements across terminal locations.</w:t>
-      </w:r>
-    </w:p>
-    <w:p>
-      <w:pPr>
-        <w:pStyle w:val="a4"/>
-        <w:numPr>
-          <w:ilvl w:val="0"/>
-          <w:numId w:val="2"/>
-        </w:numPr>
-        <w:spacing w:after="60"/>
-        <w:rPr>
-          <w:lang w:val="en-US"/>
-        </w:rPr>
-      </w:pPr>
-      <w:r>
-        <w:rPr>
-          <w:lang w:val="en-US"/>
-        </w:rPr>
-        <w:t>Developed and maintained the Android client in Java, replacing a slower legacy hybrid mobile interface.</w:t>
-      </w:r>
-    </w:p>
-    <w:p>
-      <w:pPr>
-        <w:pStyle w:val="a4"/>
-        <w:numPr>
-          <w:ilvl w:val="0"/>
-          <w:numId w:val="2"/>
-        </w:numPr>
-        <w:spacing w:after="60"/>
-        <w:rPr>
-          <w:lang w:val="en-US"/>
-        </w:rPr>
-      </w:pPr>
-      <w:r>
-        <w:rPr>
-          <w:lang w:val="en-US"/>
-        </w:rPr>
-        <w:t>Designed the application to work reliably on resource-constrained handheld devices, including Android 5 devices with single-core CPUs and 1 GB of RAM.</w:t>
-      </w:r>
-    </w:p>
-    <w:p>
-      <w:pPr>
-        <w:pStyle w:val="a4"/>
-        <w:numPr>
-          <w:ilvl w:val="0"/>
-          <w:numId w:val="2"/>
-        </w:numPr>
-        <w:spacing w:after="60"/>
-        <w:rPr>
-          <w:lang w:val="en-US"/>
-        </w:rPr>
-      </w:pPr>
-      <w:r>
-        <w:rPr>
-          <w:lang w:val="en-US"/>
-        </w:rPr>
-        <w:t>Optimized JSON DTO models, payload serialization, networking and screen rendering to reduce transferred data and improve response and loading times on terminal devices.</w:t>
-      </w:r>
-    </w:p>
-    <w:p>
-      <w:pPr>
-        <w:pStyle w:val="a4"/>
-        <w:numPr>
-          <w:ilvl w:val="0"/>
-          <w:numId w:val="2"/>
-        </w:numPr>
-        <w:spacing w:after="60"/>
-        <w:rPr>
-          <w:lang w:val="en-US"/>
-        </w:rPr>
-      </w:pPr>
-      <w:r>
-        <w:rPr>
-          <w:lang w:val="en-US"/>
-        </w:rPr>
-        <w:t xml:space="preserve">Developed reusable </w:t>
-      </w:r>
-      <w:proofErr w:type="spellStart"/>
-      <w:r>
-        <w:rPr>
-          <w:lang w:val="en-US"/>
-        </w:rPr>
-        <w:t>RecyclerView</w:t>
-      </w:r>
-      <w:proofErr w:type="spellEnd"/>
-      <w:r>
-        <w:rPr>
-          <w:lang w:val="en-US"/>
-        </w:rPr>
-        <w:t>-based grid and tree components for displaying large operational datasets.</w:t>
-      </w:r>
-    </w:p>
-    <w:p>
-      <w:pPr>
-        <w:pStyle w:val="a4"/>
-        <w:numPr>
-          <w:ilvl w:val="0"/>
-          <w:numId w:val="2"/>
-        </w:numPr>
-        <w:spacing w:after="60"/>
-        <w:rPr>
-          <w:lang w:val="en-US"/>
-        </w:rPr>
-      </w:pPr>
-      <w:r>
-        <w:rPr>
-          <w:lang w:val="en-US"/>
-        </w:rPr>
-        <w:t>Built a GitHub Actions CI/CD pipeline for automated Android builds and releases, including multi-variant/product-flavor builds, dependency caching and publishing release artifacts to a dedicated release repository.</w:t>
-      </w:r>
-    </w:p>
-    <w:p>
-      <w:pPr>
-        <w:pStyle w:val="a4"/>
-        <w:numPr>
-          <w:ilvl w:val="0"/>
-          <w:numId w:val="2"/>
-        </w:numPr>
-        <w:spacing w:after="60"/>
-        <w:rPr>
-          <w:lang w:val="en-US"/>
-        </w:rPr>
-      </w:pPr>
-      <w:r>
-        <w:rPr>
-          <w:lang w:val="en-US"/>
-        </w:rPr>
-        <w:t>Implemented and extended operational workflows for inbound/outbound trucks and trains and container movements between terminal locations.</w:t>
-      </w:r>
-    </w:p>
-    <w:p>
-      <w:pPr>
-        <w:pStyle w:val="a4"/>
-        <w:numPr>
-          <w:ilvl w:val="0"/>
-          <w:numId w:val="2"/>
-        </w:numPr>
-        <w:spacing w:after="60"/>
-        <w:rPr>
-          <w:lang w:val="en-US"/>
-        </w:rPr>
-      </w:pPr>
-      <w:r>
-        <w:rPr>
-          <w:lang w:val="en-US"/>
-        </w:rPr>
-        <w:t>Improved search, filtering, scrolling and UI controls to make the application easier to use on handheld scanners and industrial devices.</w:t>
-      </w:r>
-    </w:p>
-    <w:p>
-      <w:pPr>
-        <w:pStyle w:val="a4"/>
-        <w:numPr>
-          <w:ilvl w:val="0"/>
-          <w:numId w:val="2"/>
-        </w:numPr>
-        <w:spacing w:after="60"/>
-        <w:rPr>
-          <w:lang w:val="en-US"/>
-        </w:rPr>
-      </w:pPr>
-      <w:r>
-        <w:rPr>
-          <w:lang w:val="en-US"/>
-        </w:rPr>
-        <w:t>Implemented reliable state restoration and programmatic language switching for multilingual terminal users.</w:t>
-      </w:r>
-    </w:p>
-    <w:p>
-      <w:pPr>
-        <w:pStyle w:val="a4"/>
-        <w:numPr>
-          <w:ilvl w:val="0"/>
-          <w:numId w:val="2"/>
-        </w:numPr>
-        <w:spacing w:after="60"/>
-        <w:rPr>
-          <w:lang w:val="en-US"/>
-        </w:rPr>
-      </w:pPr>
-      <w:r>
-        <w:rPr>
-          <w:lang w:val="en-US"/>
-        </w:rPr>
-        <w:t>Modernized the project in 2025 by migrating to a newer Gradle / Android build toolchain, updating Android SDK compatibility, resolving runtime permission issues and stabilizing release builds.</w:t>
-      </w:r>
-    </w:p>
-    <w:p>
-      <w:pPr>
-        <w:pStyle w:val="a4"/>
-        <w:numPr>
-          <w:ilvl w:val="0"/>
-          <w:numId w:val="2"/>
-        </w:numPr>
-        <w:spacing w:after="60"/>
-        <w:rPr>
-          <w:lang w:val="en-US"/>
-        </w:rPr>
-      </w:pPr>
-      <w:r>
-        <w:rPr>
-          <w:lang w:val="en-US"/>
-        </w:rPr>
-        <w:t>Introduced multiple product flavors and customer-specific branding/configuration, including a dedicated workflow for security personnel.</w:t>
-      </w:r>
-    </w:p>
-    <w:p>
-      <w:pPr>
-        <w:pStyle w:val="a4"/>
-        <w:numPr>
-          <w:ilvl w:val="0"/>
-          <w:numId w:val="2"/>
-        </w:numPr>
-        <w:spacing w:after="60"/>
-        <w:rPr>
-          <w:lang w:val="en-US"/>
-        </w:rPr>
-      </w:pPr>
-      <w:r>
-        <w:rPr>
-          <w:lang w:val="en-US"/>
-        </w:rPr>
-        <w:t>Continuously refactored legacy code and investigated production performance and stability issues.</w:t>
-      </w:r>
-    </w:p>
-    <w:p>
-      <w:pPr>
-        <w:spacing w:before="60" w:after="140"/>
-        <w:rPr>
-          <w:lang w:val="en-US"/>
-        </w:rPr>
-      </w:pPr>
-      <w:r>
-        <w:rPr>
-          <w:b/>
-          <w:bCs/>
-          <w:color w:val="444444"/>
-          <w:lang w:val="en-US"/>
-        </w:rPr>
-        <w:t xml:space="preserve">Environment: </w:t>
-      </w:r>
-      <w:r>
-        <w:rPr>
-          <w:color w:val="444444"/>
-          <w:lang w:val="en-US"/>
-        </w:rPr>
-        <w:t xml:space="preserve">Java, Android SDK, Material Design, </w:t>
-      </w:r>
-      <w:proofErr w:type="spellStart"/>
-      <w:r>
-        <w:rPr>
-          <w:color w:val="444444"/>
-          <w:lang w:val="en-US"/>
-        </w:rPr>
-        <w:t>RecyclerView</w:t>
-      </w:r>
-      <w:proofErr w:type="spellEnd"/>
-      <w:r>
-        <w:rPr>
-          <w:color w:val="444444"/>
-          <w:lang w:val="en-US"/>
-        </w:rPr>
-        <w:t>, REST/JSON, Gradle, GitHub Actions, Git.</w:t>
-      </w:r>
-    </w:p>
-    <w:p>
-      <w:pPr>
-        <w:tabs>
-          <w:tab w:val="right" w:pos="9890"/>
-        </w:tabs>
-        <w:spacing w:before="200" w:after="40"/>
-        <w:rPr>
-          <w:lang w:val="en-US"/>
-        </w:rPr>
-      </w:pPr>
-      <w:r>
-        <w:rPr>
-          <w:b/>
-          <w:bCs/>
-          <w:color w:val="1F4E79"/>
-          <w:sz w:val="21"/>
-          <w:szCs w:val="21"/>
-          <w:lang w:val="en-US"/>
-        </w:rPr>
-        <w:t>WGR Angular — modernization of the WGR web interface</w:t>
-      </w:r>
-      <w:r>
-        <w:rPr>
-          <w:color w:val="444444"/>
-          <w:lang w:val="en-US"/>
-        </w:rPr>
-        <w:tab/>
-        <w:t>2023 – 2024</w:t>
-      </w:r>
-    </w:p>
-    <w:p>
-      <w:pPr>
-        <w:spacing w:after="100"/>
-        <w:rPr>
-          <w:lang w:val="en-US"/>
-        </w:rPr>
-      </w:pPr>
-      <w:r>
-        <w:rPr>
-          <w:lang w:val="en-US"/>
-        </w:rPr>
-        <w:t>Angular-based modernization of the WGR web interface, gradually replacing selected legacy Ext JS workflows while integrating with the existing Java/Spring/Hibernate backend.</w:t>
-      </w:r>
-    </w:p>
-    <w:p>
-      <w:pPr>
-        <w:pStyle w:val="a4"/>
-        <w:numPr>
-          <w:ilvl w:val="0"/>
-          <w:numId w:val="2"/>
-        </w:numPr>
-        <w:spacing w:after="60"/>
-        <w:rPr>
-          <w:lang w:val="en-US"/>
-        </w:rPr>
-      </w:pPr>
-      <w:r>
-        <w:rPr>
-          <w:lang w:val="en-US"/>
-        </w:rPr>
-        <w:t xml:space="preserve">Developed frontend modules using Angular 18, TypeScript, Angular Material and </w:t>
-      </w:r>
-      <w:proofErr w:type="spellStart"/>
-      <w:r>
-        <w:rPr>
-          <w:lang w:val="en-US"/>
-        </w:rPr>
-        <w:t>RxJS</w:t>
-      </w:r>
-      <w:proofErr w:type="spellEnd"/>
-      <w:r>
-        <w:rPr>
-          <w:lang w:val="en-US"/>
-        </w:rPr>
-        <w:t>.</w:t>
-      </w:r>
-    </w:p>
-    <w:p>
-      <w:pPr>
-        <w:pStyle w:val="a4"/>
-        <w:numPr>
-          <w:ilvl w:val="0"/>
-          <w:numId w:val="2"/>
-        </w:numPr>
-        <w:spacing w:after="60"/>
-        <w:rPr>
-          <w:lang w:val="en-US"/>
-        </w:rPr>
-      </w:pPr>
-      <w:r>
-        <w:rPr>
-          <w:lang w:val="en-US"/>
-        </w:rPr>
-        <w:t>Implemented a modular application structure with feature modules, shared components and services, lazy-loaded routes and route guards.</w:t>
-      </w:r>
-    </w:p>
-    <w:p>
-      <w:pPr>
-        <w:pStyle w:val="a4"/>
-        <w:numPr>
-          <w:ilvl w:val="0"/>
-          <w:numId w:val="2"/>
-        </w:numPr>
-        <w:spacing w:after="60"/>
-        <w:rPr>
-          <w:lang w:val="en-US"/>
-        </w:rPr>
-      </w:pPr>
-      <w:r>
-        <w:rPr>
-          <w:lang w:val="en-US"/>
-        </w:rPr>
-        <w:t>Developed complex CIM/SMGS document workflows using reactive forms, validation and Angular Material dialogs, including nested wagon, container, cargo, carrier and related document data.</w:t>
-      </w:r>
-    </w:p>
-    <w:p>
-      <w:pPr>
-        <w:pStyle w:val="a4"/>
-        <w:numPr>
-          <w:ilvl w:val="0"/>
-          <w:numId w:val="2"/>
-        </w:numPr>
-        <w:spacing w:after="60"/>
-        <w:rPr>
-          <w:lang w:val="en-US"/>
-        </w:rPr>
-      </w:pPr>
-      <w:r>
-        <w:rPr>
-          <w:lang w:val="en-US"/>
-        </w:rPr>
-        <w:t xml:space="preserve">Integrated the Angular application with the existing legacy backend using </w:t>
-      </w:r>
-      <w:proofErr w:type="spellStart"/>
-      <w:r>
-        <w:rPr>
-          <w:lang w:val="en-US"/>
-        </w:rPr>
-        <w:t>HttpClient</w:t>
-      </w:r>
-      <w:proofErr w:type="spellEnd"/>
-      <w:r>
-        <w:rPr>
-          <w:lang w:val="en-US"/>
-        </w:rPr>
-        <w:t xml:space="preserve"> while preserving existing business logic and server-side workflows.</w:t>
-      </w:r>
-    </w:p>
-    <w:p>
-      <w:pPr>
-        <w:pStyle w:val="a4"/>
-        <w:numPr>
-          <w:ilvl w:val="0"/>
-          <w:numId w:val="2"/>
-        </w:numPr>
-        <w:spacing w:after="60"/>
-        <w:rPr>
-          <w:lang w:val="en-US"/>
-        </w:rPr>
-      </w:pPr>
-      <w:r>
-        <w:rPr>
-          <w:lang w:val="en-US"/>
-        </w:rPr>
-        <w:t>Implemented reusable UI components for data tables, toolbars, search fields, dialogs, reference-data selectors and language switching.</w:t>
-      </w:r>
-    </w:p>
-    <w:p>
-      <w:pPr>
-        <w:pStyle w:val="a4"/>
-        <w:numPr>
-          <w:ilvl w:val="0"/>
-          <w:numId w:val="2"/>
-        </w:numPr>
-        <w:spacing w:after="60"/>
-        <w:rPr>
-          <w:lang w:val="en-US"/>
-        </w:rPr>
-      </w:pPr>
-      <w:r>
-        <w:rPr>
-          <w:lang w:val="en-US"/>
-        </w:rPr>
-        <w:t>Added authentication flow, route protection and centralized HTTP error/session handling using Angular guards and interceptors.</w:t>
-      </w:r>
-    </w:p>
-    <w:p>
-      <w:pPr>
-        <w:pStyle w:val="a4"/>
-        <w:numPr>
-          <w:ilvl w:val="0"/>
-          <w:numId w:val="2"/>
-        </w:numPr>
-        <w:spacing w:after="60"/>
-        <w:rPr>
-          <w:lang w:val="en-US"/>
-        </w:rPr>
-      </w:pPr>
-      <w:r>
-        <w:rPr>
-          <w:lang w:val="en-US"/>
-        </w:rPr>
-        <w:t xml:space="preserve">Implemented multilingual UI support using </w:t>
-      </w:r>
-      <w:proofErr w:type="spellStart"/>
-      <w:r>
-        <w:rPr>
-          <w:lang w:val="en-US"/>
-        </w:rPr>
-        <w:t>ngx</w:t>
-      </w:r>
-      <w:proofErr w:type="spellEnd"/>
-      <w:r>
-        <w:rPr>
-          <w:lang w:val="en-US"/>
-        </w:rPr>
-        <w:t>-translate and reusable translation infrastructure.</w:t>
-      </w:r>
-    </w:p>
-    <w:p>
-      <w:pPr>
-        <w:pStyle w:val="a4"/>
-        <w:numPr>
-          <w:ilvl w:val="0"/>
-          <w:numId w:val="2"/>
-        </w:numPr>
-        <w:spacing w:after="60"/>
-        <w:rPr>
-          <w:lang w:val="en-US"/>
-        </w:rPr>
-      </w:pPr>
-      <w:r>
-        <w:rPr>
-          <w:lang w:val="en-US"/>
-        </w:rPr>
-        <w:t>Implemented document operations including creation, editing, saving, save-and-exit and PDF preview, as well as client-side business calculations and data transformation required by existing WGR workflows.</w:t>
-      </w:r>
-    </w:p>
-    <w:p>
-      <w:pPr>
-        <w:spacing w:before="60" w:after="140"/>
-        <w:rPr>
-          <w:lang w:val="en-US"/>
-        </w:rPr>
-      </w:pPr>
-      <w:r>
-        <w:rPr>
-          <w:b/>
-          <w:bCs/>
-          <w:color w:val="444444"/>
-          <w:lang w:val="en-US"/>
-        </w:rPr>
-        <w:t xml:space="preserve">Environment: </w:t>
-      </w:r>
-      <w:r>
-        <w:rPr>
-          <w:color w:val="444444"/>
-          <w:lang w:val="en-US"/>
-        </w:rPr>
-        <w:t xml:space="preserve">TypeScript, Angular 18, Angular Material, </w:t>
-      </w:r>
-      <w:proofErr w:type="spellStart"/>
-      <w:r>
-        <w:rPr>
-          <w:color w:val="444444"/>
-          <w:lang w:val="en-US"/>
-        </w:rPr>
-        <w:t>RxJS</w:t>
-      </w:r>
-      <w:proofErr w:type="spellEnd"/>
-      <w:r>
-        <w:rPr>
-          <w:color w:val="444444"/>
-          <w:lang w:val="en-US"/>
-        </w:rPr>
-        <w:t xml:space="preserve">, Reactive Forms, </w:t>
-      </w:r>
-      <w:proofErr w:type="spellStart"/>
-      <w:r>
-        <w:rPr>
-          <w:color w:val="444444"/>
-          <w:lang w:val="en-US"/>
-        </w:rPr>
-        <w:t>HttpClient</w:t>
-      </w:r>
-      <w:proofErr w:type="spellEnd"/>
-      <w:r>
-        <w:rPr>
-          <w:color w:val="444444"/>
-          <w:lang w:val="en-US"/>
-        </w:rPr>
-        <w:t xml:space="preserve">, </w:t>
-      </w:r>
-      <w:proofErr w:type="spellStart"/>
-      <w:r>
-        <w:rPr>
-          <w:color w:val="444444"/>
-          <w:lang w:val="en-US"/>
-        </w:rPr>
-        <w:t>ngx</w:t>
-      </w:r>
-      <w:proofErr w:type="spellEnd"/>
-      <w:r>
-        <w:rPr>
-          <w:color w:val="444444"/>
-          <w:lang w:val="en-US"/>
-        </w:rPr>
-        <w:t>-translate, HTML, CSS, Git.</w:t>
-      </w:r>
-    </w:p>
-    <w:p>
-      <w:pPr>
-        <w:tabs>
-          <w:tab w:val="right" w:pos="9890"/>
-        </w:tabs>
-        <w:spacing w:before="200" w:after="40"/>
-        <w:rPr>
-          <w:b/>
-          <w:bCs/>
-          <w:color w:val="1F4E79"/>
-          <w:sz w:val="21"/>
-          <w:szCs w:val="21"/>
-          <w:lang w:val="en-US"/>
-        </w:rPr>
-      </w:pPr>
-    </w:p>
-    <w:p>
-      <w:pPr>
-        <w:tabs>
-          <w:tab w:val="right" w:pos="9890"/>
-        </w:tabs>
-        <w:spacing w:before="200" w:after="40"/>
-        <w:rPr>
-          <w:b/>
-          <w:bCs/>
-          <w:color w:val="1F4E79"/>
-          <w:sz w:val="21"/>
-          <w:szCs w:val="21"/>
-          <w:lang w:val="en-US"/>
-        </w:rPr>
-      </w:pPr>
-    </w:p>
-    <w:p>
-      <w:pPr>
-        <w:tabs>
-          <w:tab w:val="right" w:pos="9890"/>
-        </w:tabs>
-        <w:spacing w:before="200" w:after="40"/>
-        <w:rPr>
-          <w:lang w:val="en-US"/>
-        </w:rPr>
-      </w:pPr>
-      <w:r>
-        <w:rPr>
-          <w:b/>
-          <w:bCs/>
-          <w:color w:val="1F4E79"/>
-          <w:sz w:val="21"/>
-          <w:szCs w:val="21"/>
-          <w:lang w:val="en-US"/>
-        </w:rPr>
-        <w:lastRenderedPageBreak/>
-        <w:t>WGR Slots — terminal arrival slot reservation app</w:t>
-      </w:r>
-      <w:r>
-        <w:rPr>
-          <w:color w:val="444444"/>
-          <w:lang w:val="en-US"/>
-        </w:rPr>
-        <w:tab/>
-        <w:t>2025</w:t>
-      </w:r>
-    </w:p>
-    <w:p>
-      <w:pPr>
-        <w:spacing w:after="100"/>
-        <w:rPr>
-          <w:lang w:val="en-US"/>
-        </w:rPr>
-      </w:pPr>
-      <w:r>
-        <w:rPr>
-          <w:lang w:val="en-US"/>
-        </w:rPr>
-        <w:t>Angular web application for truck drivers to reserve arrival time slots at a container terminal.</w:t>
-      </w:r>
-    </w:p>
-    <w:p>
-      <w:pPr>
-        <w:pStyle w:val="a4"/>
-        <w:numPr>
-          <w:ilvl w:val="0"/>
-          <w:numId w:val="2"/>
-        </w:numPr>
-        <w:spacing w:after="60"/>
-        <w:rPr>
-          <w:lang w:val="en-US"/>
-        </w:rPr>
-      </w:pPr>
-      <w:r>
-        <w:rPr>
-          <w:lang w:val="en-US"/>
-        </w:rPr>
-        <w:t>Developed a responsive single-page application using Angular 18, TypeScript and Angular Material.</w:t>
-      </w:r>
-    </w:p>
-    <w:p>
-      <w:pPr>
-        <w:pStyle w:val="a4"/>
-        <w:numPr>
-          <w:ilvl w:val="0"/>
-          <w:numId w:val="2"/>
-        </w:numPr>
-        <w:spacing w:after="60"/>
-        <w:rPr>
-          <w:lang w:val="en-US"/>
-        </w:rPr>
-      </w:pPr>
-      <w:r>
-        <w:rPr>
-          <w:lang w:val="en-US"/>
-        </w:rPr>
-        <w:t>Implemented a multi-step validation flow based on PIN code and container number before allowing slot reservation.</w:t>
-      </w:r>
-    </w:p>
-    <w:p>
-      <w:pPr>
-        <w:pStyle w:val="a4"/>
-        <w:numPr>
-          <w:ilvl w:val="0"/>
-          <w:numId w:val="2"/>
-        </w:numPr>
-        <w:spacing w:after="60"/>
-        <w:rPr>
-          <w:lang w:val="en-US"/>
-        </w:rPr>
-      </w:pPr>
-      <w:r>
-        <w:rPr>
-          <w:lang w:val="en-US"/>
-        </w:rPr>
-        <w:t>Integrated the frontend with existing backend REST APIs for validation, available-slot retrieval and reservation.</w:t>
-      </w:r>
-    </w:p>
-    <w:p>
-      <w:pPr>
-        <w:pStyle w:val="a4"/>
-        <w:numPr>
-          <w:ilvl w:val="0"/>
-          <w:numId w:val="2"/>
-        </w:numPr>
-        <w:spacing w:after="60"/>
-        <w:rPr>
-          <w:lang w:val="en-US"/>
-        </w:rPr>
-      </w:pPr>
-      <w:r>
-        <w:rPr>
-          <w:lang w:val="en-US"/>
-        </w:rPr>
-        <w:t>Developed a calendar-based date and time slot selection interface using Angular Material components.</w:t>
-      </w:r>
-    </w:p>
-    <w:p>
-      <w:pPr>
-        <w:pStyle w:val="a4"/>
-        <w:numPr>
-          <w:ilvl w:val="0"/>
-          <w:numId w:val="2"/>
-        </w:numPr>
-        <w:spacing w:after="60"/>
-        <w:rPr>
-          <w:lang w:val="en-US"/>
-        </w:rPr>
-      </w:pPr>
-      <w:r>
-        <w:rPr>
-          <w:lang w:val="en-US"/>
-        </w:rPr>
-        <w:t xml:space="preserve">Implemented multilingual UI support for Polish and Russian using </w:t>
-      </w:r>
-      <w:proofErr w:type="spellStart"/>
-      <w:r>
-        <w:rPr>
-          <w:lang w:val="en-US"/>
-        </w:rPr>
-        <w:t>ngx</w:t>
-      </w:r>
-      <w:proofErr w:type="spellEnd"/>
-      <w:r>
-        <w:rPr>
-          <w:lang w:val="en-US"/>
-        </w:rPr>
-        <w:t>-translate.</w:t>
-      </w:r>
-    </w:p>
-    <w:p>
-      <w:pPr>
-        <w:pStyle w:val="a4"/>
-        <w:numPr>
-          <w:ilvl w:val="0"/>
-          <w:numId w:val="2"/>
-        </w:numPr>
-        <w:spacing w:after="60"/>
-        <w:rPr>
-          <w:lang w:val="en-US"/>
-        </w:rPr>
-      </w:pPr>
-      <w:r>
-        <w:rPr>
-          <w:lang w:val="en-US"/>
-        </w:rPr>
-        <w:t xml:space="preserve">Added UX features including loading indicators, </w:t>
-      </w:r>
-      <w:proofErr w:type="spellStart"/>
-      <w:r>
-        <w:rPr>
-          <w:lang w:val="en-US"/>
-        </w:rPr>
-        <w:t>snackbar</w:t>
-      </w:r>
-      <w:proofErr w:type="spellEnd"/>
-      <w:r>
-        <w:rPr>
-          <w:lang w:val="en-US"/>
-        </w:rPr>
-        <w:t xml:space="preserve"> error notifications and clear validation feedback.</w:t>
-      </w:r>
-    </w:p>
-    <w:p>
-      <w:pPr>
-        <w:pStyle w:val="a4"/>
-        <w:numPr>
-          <w:ilvl w:val="0"/>
-          <w:numId w:val="2"/>
-        </w:numPr>
-        <w:spacing w:after="60"/>
-        <w:rPr>
-          <w:lang w:val="en-US"/>
-        </w:rPr>
-      </w:pPr>
-      <w:r>
-        <w:rPr>
-          <w:lang w:val="en-US"/>
-        </w:rPr>
-        <w:t>Implemented export of confirmed reservations to .</w:t>
-      </w:r>
-      <w:proofErr w:type="spellStart"/>
-      <w:r>
-        <w:rPr>
-          <w:lang w:val="en-US"/>
-        </w:rPr>
-        <w:t>ics</w:t>
-      </w:r>
-      <w:proofErr w:type="spellEnd"/>
-      <w:r>
-        <w:rPr>
-          <w:lang w:val="en-US"/>
-        </w:rPr>
-        <w:t xml:space="preserve"> calendar files.</w:t>
-      </w:r>
-    </w:p>
-    <w:p>
-      <w:pPr>
-        <w:pStyle w:val="a4"/>
-        <w:numPr>
-          <w:ilvl w:val="0"/>
-          <w:numId w:val="2"/>
-        </w:numPr>
-        <w:spacing w:after="60"/>
-        <w:rPr>
-          <w:lang w:val="en-US"/>
-        </w:rPr>
-      </w:pPr>
-      <w:r>
-        <w:rPr>
-          <w:lang w:val="en-US"/>
-        </w:rPr>
-        <w:t>Developed responsive layouts using CSS and media queries to support desktop, tablet and mobile devices.</w:t>
-      </w:r>
-    </w:p>
-    <w:p>
-      <w:pPr>
-        <w:spacing w:before="60" w:after="140"/>
-        <w:rPr>
-          <w:lang w:val="en-US"/>
-        </w:rPr>
-      </w:pPr>
-      <w:r>
-        <w:rPr>
-          <w:b/>
-          <w:bCs/>
-          <w:color w:val="444444"/>
-          <w:lang w:val="en-US"/>
-        </w:rPr>
-        <w:t xml:space="preserve">Environment: </w:t>
-      </w:r>
-      <w:r>
-        <w:rPr>
-          <w:color w:val="444444"/>
-          <w:lang w:val="en-US"/>
-        </w:rPr>
-        <w:t xml:space="preserve">TypeScript, Angular 18, Angular Material, </w:t>
-      </w:r>
-      <w:proofErr w:type="spellStart"/>
-      <w:r>
-        <w:rPr>
-          <w:color w:val="444444"/>
-          <w:lang w:val="en-US"/>
-        </w:rPr>
-        <w:t>RxJS</w:t>
-      </w:r>
-      <w:proofErr w:type="spellEnd"/>
-      <w:r>
-        <w:rPr>
-          <w:color w:val="444444"/>
-          <w:lang w:val="en-US"/>
-        </w:rPr>
-        <w:t xml:space="preserve">, </w:t>
-      </w:r>
-      <w:proofErr w:type="spellStart"/>
-      <w:r>
-        <w:rPr>
-          <w:color w:val="444444"/>
-          <w:lang w:val="en-US"/>
-        </w:rPr>
-        <w:t>HttpClient</w:t>
-      </w:r>
-      <w:proofErr w:type="spellEnd"/>
-      <w:r>
-        <w:rPr>
-          <w:color w:val="444444"/>
-          <w:lang w:val="en-US"/>
-        </w:rPr>
-        <w:t xml:space="preserve">, </w:t>
-      </w:r>
-      <w:proofErr w:type="spellStart"/>
-      <w:r>
-        <w:rPr>
-          <w:color w:val="444444"/>
-          <w:lang w:val="en-US"/>
-        </w:rPr>
-        <w:t>ngx</w:t>
-      </w:r>
-      <w:proofErr w:type="spellEnd"/>
-      <w:r>
-        <w:rPr>
-          <w:color w:val="444444"/>
-          <w:lang w:val="en-US"/>
-        </w:rPr>
-        <w:t>-translate, HTML, CSS, REST APIs, Git.</w:t>
-      </w:r>
-    </w:p>
-    <w:p>
-      <w:pPr>
-        <w:tabs>
-          <w:tab w:val="right" w:pos="9890"/>
-        </w:tabs>
-        <w:spacing w:before="200" w:after="40"/>
-        <w:rPr>
-          <w:lang w:val="en-US"/>
-        </w:rPr>
-      </w:pPr>
-      <w:r>
-        <w:rPr>
-          <w:b/>
-          <w:bCs/>
-          <w:color w:val="000000"/>
-          <w:sz w:val="22"/>
-          <w:szCs w:val="22"/>
-          <w:lang w:val="en-US"/>
-        </w:rPr>
         <w:t>System Administrator</w:t>
       </w:r>
       <w:r>
@@ -2011,40 +1680,27 @@
         <w:spacing w:after="60"/>
       </w:pPr>
       <w:r>
-        <w:t xml:space="preserve">Spring Boot 3, Spring 6 &amp; </w:t>
-      </w:r>
-      <w:proofErr w:type="spellStart"/>
-      <w:r>
-        <w:t>Hibernate</w:t>
-      </w:r>
-      <w:proofErr w:type="spellEnd"/>
-    </w:p>
-    <w:p>
-      <w:pPr>
-        <w:pStyle w:val="a4"/>
-        <w:numPr>
-          <w:ilvl w:val="0"/>
-          <w:numId w:val="2"/>
-        </w:numPr>
-        <w:spacing w:after="60"/>
-        <w:rPr>
-          <w:lang w:val="en-US"/>
-        </w:rPr>
-      </w:pPr>
-      <w:r>
-        <w:rPr>
-          <w:lang w:val="en-US"/>
-        </w:rPr>
-        <w:t xml:space="preserve">Spring Boot Unit Testing with JUnit, Mockito and </w:t>
-      </w:r>
-      <w:proofErr w:type="spellStart"/>
-      <w:r>
-        <w:rPr>
-          <w:lang w:val="en-US"/>
-        </w:rPr>
-        <w:t>MockMvc</w:t>
-      </w:r>
-      <w:proofErr w:type="spellEnd"/>
+        <w:t>Spring Boot 3, Spring 6 &amp; Hibernate</w:t>
+      </w:r>
+    </w:p>
+    <w:p>
+      <w:pPr>
+        <w:pStyle w:val="a4"/>
+        <w:numPr>
+          <w:ilvl w:val="0"/>
+          <w:numId w:val="2"/>
+        </w:numPr>
+        <w:spacing w:after="60"/>
+        <w:rPr>
+          <w:lang w:val="en-US"/>
+        </w:rPr>
+      </w:pPr>
+      <w:r>
+        <w:rPr>
+          <w:lang w:val="en-US"/>
+        </w:rPr>
+        <w:t>Spring Boot Unit Testing with JUnit, Mockito and MockMvc</w:t>
+      </w:r>
     </w:p>
     <w:p>
       <w:pPr>
@@ -2074,63 +1730,21 @@
         </w:numPr>
         <w:spacing w:after="60"/>
       </w:pPr>
-      <w:proofErr w:type="spellStart"/>
-      <w:r>
-        <w:t>Docker</w:t>
-      </w:r>
-      <w:proofErr w:type="spellEnd"/>
-      <w:r>
-        <w:t xml:space="preserve"> &amp; </w:t>
-      </w:r>
-      <w:proofErr w:type="spellStart"/>
-      <w:r>
-        <w:t>Kubernetes</w:t>
-      </w:r>
-      <w:proofErr w:type="spellEnd"/>
-      <w:r>
-        <w:t xml:space="preserve">: The </w:t>
-      </w:r>
-      <w:proofErr w:type="spellStart"/>
-      <w:r>
-        <w:t>Practical</w:t>
-      </w:r>
-      <w:proofErr w:type="spellEnd"/>
-      <w:r>
-        <w:t xml:space="preserve"> Guide</w:t>
-      </w:r>
-    </w:p>
-    <w:p>
-      <w:pPr>
-        <w:pStyle w:val="a4"/>
-        <w:numPr>
-          <w:ilvl w:val="0"/>
-          <w:numId w:val="2"/>
-        </w:numPr>
-        <w:spacing w:after="60"/>
-      </w:pPr>
-      <w:proofErr w:type="spellStart"/>
-      <w:r>
-        <w:t>GitHub</w:t>
-      </w:r>
-      <w:proofErr w:type="spellEnd"/>
-      <w:r>
-        <w:t xml:space="preserve"> </w:t>
-      </w:r>
-      <w:proofErr w:type="spellStart"/>
-      <w:r>
-        <w:t>Actions</w:t>
-      </w:r>
-      <w:proofErr w:type="spellEnd"/>
-      <w:r>
-        <w:t xml:space="preserve"> — The </w:t>
-      </w:r>
-      <w:proofErr w:type="spellStart"/>
-      <w:r>
-        <w:t>Complete</w:t>
-      </w:r>
-      <w:proofErr w:type="spellEnd"/>
-      <w:r>
-        <w:t xml:space="preserve"> Guide</w:t>
+      <w:r>
+        <w:t>Docker &amp; Kubernetes: The Practical Guide</w:t>
+      </w:r>
+    </w:p>
+    <w:p>
+      <w:pPr>
+        <w:pStyle w:val="a4"/>
+        <w:numPr>
+          <w:ilvl w:val="0"/>
+          <w:numId w:val="2"/>
+        </w:numPr>
+        <w:spacing w:after="60"/>
+      </w:pPr>
+      <w:r>
+        <w:t>GitHub Actions — The Complete Guide</w:t>
       </w:r>
     </w:p>
     <w:p>
